--- a/report/Interim_Report.docx
+++ b/report/Interim_Report.docx
@@ -338,7 +338,7 @@
           <w:b w:val="0"/>
           <w:i w:val="0"/>
         </w:rPr>
-        <w:t>Team No.: __________</w:t>
+        <w:t>Team No.: 15</w:t>
       </w:r>
     </w:p>
     <w:p>
